--- a/LAB7/11TMDT-Lab7_1150070040-NguyenPhuocThinh.docx
+++ b/LAB7/11TMDT-Lab7_1150070040-NguyenPhuocThinh.docx
@@ -79,39 +79,30 @@
           <w:rFonts w:ascii="Times New Roman" w:hAnsi="Times New Roman" w:cs="Times New Roman"/>
           <w:sz w:val="26"/>
         </w:rPr>
-        <w:t>+ Môn học: An toàn hệ thống thông tin (GVHD: Thầy Huỳnh)</w:t>
-      </w:r>
-    </w:p>
-    <w:p>
-      <w:pPr>
-        <w:spacing w:after="60" w:line="240" w:lineRule="auto"/>
-        <w:rPr>
-          <w:rFonts w:ascii="Times New Roman" w:hAnsi="Times New Roman" w:cs="Times New Roman"/>
-          <w:sz w:val="26"/>
-        </w:rPr>
-      </w:pPr>
-      <w:r>
-        <w:rPr>
-          <w:rFonts w:ascii="Times New Roman" w:hAnsi="Times New Roman" w:cs="Times New Roman"/>
-          <w:sz w:val="26"/>
-        </w:rPr>
-        <w:t>+ Video thuyết minh YouTube: [Đang cập nhật link]</w:t>
-      </w:r>
-    </w:p>
-    <w:p>
-      <w:pPr>
-        <w:spacing w:after="240" w:line="240" w:lineRule="auto"/>
-        <w:rPr>
-          <w:rFonts w:ascii="Times New Roman" w:hAnsi="Times New Roman" w:cs="Times New Roman"/>
-          <w:sz w:val="26"/>
-        </w:rPr>
-      </w:pPr>
-      <w:r>
-        <w:rPr>
-          <w:rFonts w:ascii="Times New Roman" w:hAnsi="Times New Roman" w:cs="Times New Roman"/>
-          <w:sz w:val="26"/>
-        </w:rPr>
-        <w:t>+ Thời gian thực hiện: Tháng 10/2026</w:t>
+        <w:t xml:space="preserve">+ Môn học: An toàn hệ thống thông tin </w:t>
+      </w:r>
+    </w:p>
+    <w:p>
+      <w:pPr>
+        <w:spacing w:after="60" w:line="240" w:lineRule="auto"/>
+        <w:rPr>
+          <w:rFonts w:ascii="Times New Roman" w:hAnsi="Times New Roman" w:cs="Times New Roman"/>
+          <w:sz w:val="26"/>
+        </w:rPr>
+      </w:pPr>
+      <w:r>
+        <w:rPr>
+          <w:rFonts w:ascii="Times New Roman" w:hAnsi="Times New Roman" w:cs="Times New Roman"/>
+          <w:sz w:val="26"/>
+        </w:rPr>
+        <w:t xml:space="preserve">+ Video thuyết minh YouTube: </w:t>
+      </w:r>
+      <w:r>
+        <w:rPr>
+          <w:rFonts w:ascii="Times New Roman" w:hAnsi="Times New Roman" w:cs="Times New Roman"/>
+          <w:sz w:val="26"/>
+        </w:rPr>
+        <w:t>https://youtu.be/05KtHIanwrQ</w:t>
       </w:r>
     </w:p>
     <w:p>
@@ -335,6 +326,7 @@
           <w:rFonts w:ascii="Times New Roman" w:hAnsi="Times New Roman" w:cs="Times New Roman"/>
           <w:sz w:val="26"/>
         </w:rPr>
+        <w:lastRenderedPageBreak/>
         <w:t>- Kịch bản 1 (Baseline - Website thông thường):</w:t>
       </w:r>
     </w:p>
@@ -783,6 +775,7 @@
           <w:rFonts w:ascii="Times New Roman" w:hAnsi="Times New Roman" w:cs="Times New Roman"/>
           <w:sz w:val="26"/>
         </w:rPr>
+        <w:lastRenderedPageBreak/>
         <w:t xml:space="preserve">  + Kết quả kỳ vọng: Chỉ cho phép truy cập trong khung giờ 60 phút được cấp; ngoài khung giờ bị pfSense firewall chặn.</w:t>
       </w:r>
     </w:p>
@@ -1199,6 +1192,7 @@
           <w:rFonts w:ascii="Times New Roman" w:hAnsi="Times New Roman" w:cs="Times New Roman"/>
           <w:sz w:val="26"/>
         </w:rPr>
+        <w:lastRenderedPageBreak/>
         <w:t xml:space="preserve">  + LAB7_PROXY: Định danh máy chủ Web Proxy chuyên dụng 10.6.0.30.</w:t>
       </w:r>
     </w:p>
@@ -1551,6 +1545,7 @@
           <w:rFonts w:ascii="Times New Roman" w:hAnsi="Times New Roman" w:cs="Times New Roman"/>
           <w:sz w:val="26"/>
         </w:rPr>
+        <w:lastRenderedPageBreak/>
         <w:t>1. Vì sao LAB 7 không cài Squid/SquidGuard trực tiếp trên pfSense?</w:t>
       </w:r>
     </w:p>
@@ -1807,6 +1802,7 @@
           <w:rFonts w:ascii="Times New Roman" w:hAnsi="Times New Roman" w:cs="Times New Roman"/>
           <w:sz w:val="26"/>
         </w:rPr>
+        <w:lastRenderedPageBreak/>
         <w:t>+ Ép buộc tuân thủ kiểm soát (Enforced Compliance): Việc tạo luật Firewall trên pfSense chặn tường minh (Block) toàn bộ lưu lượng web trực tiếp từ IP của Client và chỉ cho phép duy nhất IP của WEB-PROXY (10.6.0.30) được ra ngoài cổng 80/443 sẽ đảm bảo 100% người dùng bắt buộc phải đi qua phễu lọc nội dung của E2Guardian thì mới vào được mạng.</w:t>
       </w:r>
     </w:p>
@@ -2063,6 +2059,7 @@
           <w:rFonts w:ascii="Times New Roman" w:hAnsi="Times New Roman" w:cs="Times New Roman"/>
           <w:sz w:val="26"/>
         </w:rPr>
+        <w:lastRenderedPageBreak/>
         <w:t>+ Nguyên lý mã hóa đầu cuối của giao thức TLS/SSL: Khi phiên kết nối HTTPS được thiết lập, toàn bộ dữ liệu trao đổi (bao gồm cả chuỗi kiểm thử EICAR và đường dẫn URL chi tiết) đều được mã hóa bất đối xứng và đối xứng giữa máy khách (Client) và máy chủ Web.</w:t>
       </w:r>
     </w:p>
@@ -2287,6 +2284,7 @@
           <w:rFonts w:ascii="Times New Roman" w:hAnsi="Times New Roman" w:cs="Times New Roman"/>
           <w:sz w:val="26"/>
         </w:rPr>
+        <w:lastRenderedPageBreak/>
         <w:t xml:space="preserve">  - Muốn thực hiện Hard Size Limit: Quản trị viên bắt buộc phải cấu hình chính sách từ chối cứng trên tầng Squid upstream bằng lệnh `reply_body_max_size 100 MB`.</w:t>
       </w:r>
     </w:p>
@@ -2591,15 +2589,72 @@
           <w:rFonts w:ascii="Times New Roman" w:hAnsi="Times New Roman" w:cs="Times New Roman"/>
           <w:sz w:val="26"/>
         </w:rPr>
+        <w:lastRenderedPageBreak/>
         <w:t>- Trạng thái hoạt động của các tiến trình E2Guardian (:8080), Squid (:3128) và ClamAV Daemon.</w:t>
       </w:r>
     </w:p>
     <w:p>
       <w:pPr>
-        <w:spacing w:before="160" w:after="240" w:line="240" w:lineRule="auto"/>
+        <w:spacing w:before="80" w:after="60" w:line="240" w:lineRule="auto"/>
         <w:jc w:val="center"/>
         <w:rPr>
           <w:rFonts w:ascii="Times New Roman" w:hAnsi="Times New Roman" w:cs="Times New Roman"/>
+          <w:sz w:val="26"/>
+        </w:rPr>
+      </w:pPr>
+      <w:r>
+        <w:rPr>
+          <w:rFonts w:ascii="Times New Roman" w:hAnsi="Times New Roman" w:cs="Times New Roman"/>
+          <w:noProof/>
+          <w:sz w:val="26"/>
+        </w:rPr>
+        <w:drawing>
+          <wp:inline distT="0" distB="0" distL="0" distR="0" wp14:anchorId="7A7406A8" wp14:editId="2BA7B6BC">
+            <wp:extent cx="5715000" cy="2751260"/>
+            <wp:effectExtent l="0" t="0" r="0" b="0"/>
+            <wp:docPr id="2057063649" name="Picture 1"/>
+            <wp:cNvGraphicFramePr/>
+            <a:graphic xmlns:a="http://schemas.openxmlformats.org/drawingml/2006/main">
+              <a:graphicData uri="http://schemas.openxmlformats.org/drawingml/2006/picture">
+                <pic:pic xmlns:pic="http://schemas.openxmlformats.org/drawingml/2006/picture">
+                  <pic:nvPicPr>
+                    <pic:cNvPr id="2057063649" name=""/>
+                    <pic:cNvPicPr/>
+                  </pic:nvPicPr>
+                  <pic:blipFill>
+                    <a:blip r:embed="rId4">
+                      <a:extLst>
+                        <a:ext uri="{28A0092B-C50C-407E-A947-70E740481C1C}">
+                          <a14:useLocalDpi xmlns:a14="http://schemas.microsoft.com/office/drawing/2010/main" val="0"/>
+                        </a:ext>
+                      </a:extLst>
+                    </a:blip>
+                    <a:stretch>
+                      <a:fillRect/>
+                    </a:stretch>
+                  </pic:blipFill>
+                  <pic:spPr>
+                    <a:xfrm>
+                      <a:off x="0" y="0"/>
+                      <a:ext cx="5715000" cy="2751260"/>
+                    </a:xfrm>
+                    <a:prstGeom prst="rect">
+                      <a:avLst/>
+                    </a:prstGeom>
+                  </pic:spPr>
+                </pic:pic>
+              </a:graphicData>
+            </a:graphic>
+          </wp:inline>
+        </w:drawing>
+      </w:r>
+    </w:p>
+    <w:p>
+      <w:pPr>
+        <w:spacing w:before="80" w:after="240" w:line="240" w:lineRule="auto"/>
+        <w:jc w:val="center"/>
+        <w:rPr>
+          <w:rFonts w:ascii="Times New Roman" w:hAnsi="Times New Roman" w:cs="Times New Roman"/>
           <w:i/>
         </w:rPr>
       </w:pPr>
@@ -2608,7 +2663,7 @@
           <w:rFonts w:ascii="Times New Roman" w:hAnsi="Times New Roman" w:cs="Times New Roman"/>
           <w:i/>
         </w:rPr>
-        <w:t>[CHá»– DÃ€NH CHO áº¢NH MINH CHá»¨NG: Hình 1: Thông số IP tĩnh và trạng thái dịch vụ Proxy E2Guardian/Squid trên Ubuntu 24.04]</w:t>
+        <w:t>Hình 1: Thông số IP tĩnh và trạng thái dịch vụ Proxy E2Guardian/Squid trên Ubuntu 24.04</w:t>
       </w:r>
     </w:p>
     <w:p>
@@ -2693,10 +2748,67 @@
     </w:p>
     <w:p>
       <w:pPr>
-        <w:spacing w:before="160" w:after="240" w:line="240" w:lineRule="auto"/>
+        <w:spacing w:before="80" w:after="60" w:line="240" w:lineRule="auto"/>
         <w:jc w:val="center"/>
         <w:rPr>
           <w:rFonts w:ascii="Times New Roman" w:hAnsi="Times New Roman" w:cs="Times New Roman"/>
+          <w:sz w:val="26"/>
+        </w:rPr>
+      </w:pPr>
+      <w:r>
+        <w:rPr>
+          <w:rFonts w:ascii="Times New Roman" w:hAnsi="Times New Roman" w:cs="Times New Roman"/>
+          <w:noProof/>
+          <w:sz w:val="26"/>
+        </w:rPr>
+        <w:lastRenderedPageBreak/>
+        <w:drawing>
+          <wp:inline distT="0" distB="0" distL="0" distR="0" wp14:anchorId="76E5BD2E" wp14:editId="0A3C97C6">
+            <wp:extent cx="5715000" cy="3214688"/>
+            <wp:effectExtent l="0" t="0" r="0" b="5080"/>
+            <wp:docPr id="1630656932" name="Picture 2"/>
+            <wp:cNvGraphicFramePr/>
+            <a:graphic xmlns:a="http://schemas.openxmlformats.org/drawingml/2006/main">
+              <a:graphicData uri="http://schemas.openxmlformats.org/drawingml/2006/picture">
+                <pic:pic xmlns:pic="http://schemas.openxmlformats.org/drawingml/2006/picture">
+                  <pic:nvPicPr>
+                    <pic:cNvPr id="1630656932" name=""/>
+                    <pic:cNvPicPr/>
+                  </pic:nvPicPr>
+                  <pic:blipFill>
+                    <a:blip r:embed="rId5">
+                      <a:extLst>
+                        <a:ext uri="{28A0092B-C50C-407E-A947-70E740481C1C}">
+                          <a14:useLocalDpi xmlns:a14="http://schemas.microsoft.com/office/drawing/2010/main" val="0"/>
+                        </a:ext>
+                      </a:extLst>
+                    </a:blip>
+                    <a:stretch>
+                      <a:fillRect/>
+                    </a:stretch>
+                  </pic:blipFill>
+                  <pic:spPr>
+                    <a:xfrm>
+                      <a:off x="0" y="0"/>
+                      <a:ext cx="5715000" cy="3214688"/>
+                    </a:xfrm>
+                    <a:prstGeom prst="rect">
+                      <a:avLst/>
+                    </a:prstGeom>
+                  </pic:spPr>
+                </pic:pic>
+              </a:graphicData>
+            </a:graphic>
+          </wp:inline>
+        </w:drawing>
+      </w:r>
+    </w:p>
+    <w:p>
+      <w:pPr>
+        <w:spacing w:before="80" w:after="240" w:line="240" w:lineRule="auto"/>
+        <w:jc w:val="center"/>
+        <w:rPr>
+          <w:rFonts w:ascii="Times New Roman" w:hAnsi="Times New Roman" w:cs="Times New Roman"/>
           <w:i/>
         </w:rPr>
       </w:pPr>
@@ -2705,7 +2817,7 @@
           <w:rFonts w:ascii="Times New Roman" w:hAnsi="Times New Roman" w:cs="Times New Roman"/>
           <w:i/>
         </w:rPr>
-        <w:t>[CHá»– DÃ€NH CHO áº¢NH MINH CHá»¨NG: Hình 2: Danh sách Firewall Rules trên giao diện LAN của pfSense ép toàn bộ lưu lượng web qua Proxy]</w:t>
+        <w:t>Hình 2: Danh sách Firewall Rules trên giao diện LAN của pfSense ép toàn bộ lưu lượng web qua Proxy</w:t>
       </w:r>
     </w:p>
     <w:p>
@@ -2790,10 +2902,67 @@
     </w:p>
     <w:p>
       <w:pPr>
-        <w:spacing w:before="160" w:after="240" w:line="240" w:lineRule="auto"/>
+        <w:spacing w:before="80" w:after="60" w:line="240" w:lineRule="auto"/>
         <w:jc w:val="center"/>
         <w:rPr>
           <w:rFonts w:ascii="Times New Roman" w:hAnsi="Times New Roman" w:cs="Times New Roman"/>
+          <w:sz w:val="26"/>
+        </w:rPr>
+      </w:pPr>
+      <w:r>
+        <w:rPr>
+          <w:rFonts w:ascii="Times New Roman" w:hAnsi="Times New Roman" w:cs="Times New Roman"/>
+          <w:noProof/>
+          <w:sz w:val="26"/>
+        </w:rPr>
+        <w:lastRenderedPageBreak/>
+        <w:drawing>
+          <wp:inline distT="0" distB="0" distL="0" distR="0" wp14:anchorId="14829CFB" wp14:editId="3D96D34C">
+            <wp:extent cx="5715000" cy="3024798"/>
+            <wp:effectExtent l="0" t="0" r="0" b="4445"/>
+            <wp:docPr id="1585344783" name="Picture 3"/>
+            <wp:cNvGraphicFramePr/>
+            <a:graphic xmlns:a="http://schemas.openxmlformats.org/drawingml/2006/main">
+              <a:graphicData uri="http://schemas.openxmlformats.org/drawingml/2006/picture">
+                <pic:pic xmlns:pic="http://schemas.openxmlformats.org/drawingml/2006/picture">
+                  <pic:nvPicPr>
+                    <pic:cNvPr id="1585344783" name=""/>
+                    <pic:cNvPicPr/>
+                  </pic:nvPicPr>
+                  <pic:blipFill>
+                    <a:blip r:embed="rId6">
+                      <a:extLst>
+                        <a:ext uri="{28A0092B-C50C-407E-A947-70E740481C1C}">
+                          <a14:useLocalDpi xmlns:a14="http://schemas.microsoft.com/office/drawing/2010/main" val="0"/>
+                        </a:ext>
+                      </a:extLst>
+                    </a:blip>
+                    <a:stretch>
+                      <a:fillRect/>
+                    </a:stretch>
+                  </pic:blipFill>
+                  <pic:spPr>
+                    <a:xfrm>
+                      <a:off x="0" y="0"/>
+                      <a:ext cx="5715000" cy="3024798"/>
+                    </a:xfrm>
+                    <a:prstGeom prst="rect">
+                      <a:avLst/>
+                    </a:prstGeom>
+                  </pic:spPr>
+                </pic:pic>
+              </a:graphicData>
+            </a:graphic>
+          </wp:inline>
+        </w:drawing>
+      </w:r>
+    </w:p>
+    <w:p>
+      <w:pPr>
+        <w:spacing w:before="80" w:after="240" w:line="240" w:lineRule="auto"/>
+        <w:jc w:val="center"/>
+        <w:rPr>
+          <w:rFonts w:ascii="Times New Roman" w:hAnsi="Times New Roman" w:cs="Times New Roman"/>
           <w:i/>
         </w:rPr>
       </w:pPr>
@@ -2802,7 +2971,7 @@
           <w:rFonts w:ascii="Times New Roman" w:hAnsi="Times New Roman" w:cs="Times New Roman"/>
           <w:i/>
         </w:rPr>
-        <w:t>[CHá»– DÃ€NH CHO áº¢NH MINH CHá»¨NG: Hình 3: Kết quả truy cập site normal qua Proxy thành công và bị pfSense chặn khi tắt cấu hình Proxy]</w:t>
+        <w:t>Hình 3: Kết quả truy cập site normal qua Proxy thành công và bị pfSense chặn khi tắt cấu hình Proxy</w:t>
       </w:r>
     </w:p>
     <w:p>
@@ -2871,10 +3040,66 @@
     </w:p>
     <w:p>
       <w:pPr>
-        <w:spacing w:before="160" w:after="240" w:line="240" w:lineRule="auto"/>
+        <w:spacing w:before="80" w:after="60" w:line="240" w:lineRule="auto"/>
         <w:jc w:val="center"/>
         <w:rPr>
           <w:rFonts w:ascii="Times New Roman" w:hAnsi="Times New Roman" w:cs="Times New Roman"/>
+          <w:sz w:val="26"/>
+        </w:rPr>
+      </w:pPr>
+      <w:r>
+        <w:rPr>
+          <w:rFonts w:ascii="Times New Roman" w:hAnsi="Times New Roman" w:cs="Times New Roman"/>
+          <w:noProof/>
+          <w:sz w:val="26"/>
+        </w:rPr>
+        <w:drawing>
+          <wp:inline distT="0" distB="0" distL="0" distR="0" wp14:anchorId="7CD99D6A" wp14:editId="2CDCA62D">
+            <wp:extent cx="5715000" cy="3036399"/>
+            <wp:effectExtent l="0" t="0" r="0" b="0"/>
+            <wp:docPr id="1374256830" name="Picture 4"/>
+            <wp:cNvGraphicFramePr/>
+            <a:graphic xmlns:a="http://schemas.openxmlformats.org/drawingml/2006/main">
+              <a:graphicData uri="http://schemas.openxmlformats.org/drawingml/2006/picture">
+                <pic:pic xmlns:pic="http://schemas.openxmlformats.org/drawingml/2006/picture">
+                  <pic:nvPicPr>
+                    <pic:cNvPr id="1374256830" name=""/>
+                    <pic:cNvPicPr/>
+                  </pic:nvPicPr>
+                  <pic:blipFill>
+                    <a:blip r:embed="rId7">
+                      <a:extLst>
+                        <a:ext uri="{28A0092B-C50C-407E-A947-70E740481C1C}">
+                          <a14:useLocalDpi xmlns:a14="http://schemas.microsoft.com/office/drawing/2010/main" val="0"/>
+                        </a:ext>
+                      </a:extLst>
+                    </a:blip>
+                    <a:stretch>
+                      <a:fillRect/>
+                    </a:stretch>
+                  </pic:blipFill>
+                  <pic:spPr>
+                    <a:xfrm>
+                      <a:off x="0" y="0"/>
+                      <a:ext cx="5715000" cy="3036399"/>
+                    </a:xfrm>
+                    <a:prstGeom prst="rect">
+                      <a:avLst/>
+                    </a:prstGeom>
+                  </pic:spPr>
+                </pic:pic>
+              </a:graphicData>
+            </a:graphic>
+          </wp:inline>
+        </w:drawing>
+      </w:r>
+    </w:p>
+    <w:p>
+      <w:pPr>
+        <w:spacing w:before="80" w:after="240" w:line="240" w:lineRule="auto"/>
+        <w:jc w:val="center"/>
+        <w:rPr>
+          <w:rFonts w:ascii="Times New Roman" w:hAnsi="Times New Roman" w:cs="Times New Roman"/>
           <w:i/>
         </w:rPr>
       </w:pPr>
@@ -2883,7 +3108,7 @@
           <w:rFonts w:ascii="Times New Roman" w:hAnsi="Times New Roman" w:cs="Times New Roman"/>
           <w:i/>
         </w:rPr>
-        <w:t>[CHá»– DÃ€NH CHO áº¢NH MINH CHá»¨NG: Hình 4: Trang Access Denied của E2Guardian khi truy cập các trang thuộc danh mục Hard Block]</w:t>
+        <w:t>Hình 4: Trang Access Denied của E2Guardian khi truy cập các trang thuộc danh mục Hard Block</w:t>
       </w:r>
     </w:p>
     <w:p>
@@ -2899,6 +3124,7 @@
           <w:rFonts w:ascii="Times New Roman" w:hAnsi="Times New Roman" w:cs="Times New Roman"/>
           <w:sz w:val="26"/>
         </w:rPr>
+        <w:lastRenderedPageBreak/>
         <w:t>5. Minh chứng chính sách Warning và Temporary Bypass</w:t>
       </w:r>
     </w:p>
@@ -2968,10 +3194,66 @@
     </w:p>
     <w:p>
       <w:pPr>
-        <w:spacing w:before="160" w:after="240" w:line="240" w:lineRule="auto"/>
+        <w:spacing w:before="80" w:after="60" w:line="240" w:lineRule="auto"/>
         <w:jc w:val="center"/>
         <w:rPr>
           <w:rFonts w:ascii="Times New Roman" w:hAnsi="Times New Roman" w:cs="Times New Roman"/>
+          <w:sz w:val="26"/>
+        </w:rPr>
+      </w:pPr>
+      <w:r>
+        <w:rPr>
+          <w:rFonts w:ascii="Times New Roman" w:hAnsi="Times New Roman" w:cs="Times New Roman"/>
+          <w:noProof/>
+          <w:sz w:val="26"/>
+        </w:rPr>
+        <w:drawing>
+          <wp:inline distT="0" distB="0" distL="0" distR="0" wp14:anchorId="272D6AA9" wp14:editId="6E698A7C">
+            <wp:extent cx="5715000" cy="3052885"/>
+            <wp:effectExtent l="0" t="0" r="0" b="0"/>
+            <wp:docPr id="1800324948" name="Picture 5"/>
+            <wp:cNvGraphicFramePr/>
+            <a:graphic xmlns:a="http://schemas.openxmlformats.org/drawingml/2006/main">
+              <a:graphicData uri="http://schemas.openxmlformats.org/drawingml/2006/picture">
+                <pic:pic xmlns:pic="http://schemas.openxmlformats.org/drawingml/2006/picture">
+                  <pic:nvPicPr>
+                    <pic:cNvPr id="1800324948" name=""/>
+                    <pic:cNvPicPr/>
+                  </pic:nvPicPr>
+                  <pic:blipFill>
+                    <a:blip r:embed="rId8">
+                      <a:extLst>
+                        <a:ext uri="{28A0092B-C50C-407E-A947-70E740481C1C}">
+                          <a14:useLocalDpi xmlns:a14="http://schemas.microsoft.com/office/drawing/2010/main" val="0"/>
+                        </a:ext>
+                      </a:extLst>
+                    </a:blip>
+                    <a:stretch>
+                      <a:fillRect/>
+                    </a:stretch>
+                  </pic:blipFill>
+                  <pic:spPr>
+                    <a:xfrm>
+                      <a:off x="0" y="0"/>
+                      <a:ext cx="5715000" cy="3052885"/>
+                    </a:xfrm>
+                    <a:prstGeom prst="rect">
+                      <a:avLst/>
+                    </a:prstGeom>
+                  </pic:spPr>
+                </pic:pic>
+              </a:graphicData>
+            </a:graphic>
+          </wp:inline>
+        </w:drawing>
+      </w:r>
+    </w:p>
+    <w:p>
+      <w:pPr>
+        <w:spacing w:before="80" w:after="240" w:line="240" w:lineRule="auto"/>
+        <w:jc w:val="center"/>
+        <w:rPr>
+          <w:rFonts w:ascii="Times New Roman" w:hAnsi="Times New Roman" w:cs="Times New Roman"/>
           <w:i/>
         </w:rPr>
       </w:pPr>
@@ -2980,7 +3262,7 @@
           <w:rFonts w:ascii="Times New Roman" w:hAnsi="Times New Roman" w:cs="Times New Roman"/>
           <w:i/>
         </w:rPr>
-        <w:t>[CHá»– DÃ€NH CHO áº¢NH MINH CHá»¨NG: Hình 5: Trang cảnh báo Warning và cơ chế Temporary Bypass trong 5 phút trên E2Guardian]</w:t>
+        <w:t>Hình 5: Trang cảnh báo Warning và cơ chế Temporary Bypass trong 5 phút trên E2Guardian</w:t>
       </w:r>
     </w:p>
     <w:p>
@@ -3049,10 +3331,67 @@
     </w:p>
     <w:p>
       <w:pPr>
-        <w:spacing w:before="160" w:after="240" w:line="240" w:lineRule="auto"/>
+        <w:spacing w:before="80" w:after="60" w:line="240" w:lineRule="auto"/>
         <w:jc w:val="center"/>
         <w:rPr>
           <w:rFonts w:ascii="Times New Roman" w:hAnsi="Times New Roman" w:cs="Times New Roman"/>
+          <w:sz w:val="26"/>
+        </w:rPr>
+      </w:pPr>
+      <w:r>
+        <w:rPr>
+          <w:rFonts w:ascii="Times New Roman" w:hAnsi="Times New Roman" w:cs="Times New Roman"/>
+          <w:noProof/>
+          <w:sz w:val="26"/>
+        </w:rPr>
+        <w:lastRenderedPageBreak/>
+        <w:drawing>
+          <wp:inline distT="0" distB="0" distL="0" distR="0" wp14:anchorId="16BE0FBF" wp14:editId="6F1577FD">
+            <wp:extent cx="5715000" cy="3013808"/>
+            <wp:effectExtent l="0" t="0" r="0" b="0"/>
+            <wp:docPr id="234598848" name="Picture 6"/>
+            <wp:cNvGraphicFramePr/>
+            <a:graphic xmlns:a="http://schemas.openxmlformats.org/drawingml/2006/main">
+              <a:graphicData uri="http://schemas.openxmlformats.org/drawingml/2006/picture">
+                <pic:pic xmlns:pic="http://schemas.openxmlformats.org/drawingml/2006/picture">
+                  <pic:nvPicPr>
+                    <pic:cNvPr id="234598848" name=""/>
+                    <pic:cNvPicPr/>
+                  </pic:nvPicPr>
+                  <pic:blipFill>
+                    <a:blip r:embed="rId9">
+                      <a:extLst>
+                        <a:ext uri="{28A0092B-C50C-407E-A947-70E740481C1C}">
+                          <a14:useLocalDpi xmlns:a14="http://schemas.microsoft.com/office/drawing/2010/main" val="0"/>
+                        </a:ext>
+                      </a:extLst>
+                    </a:blip>
+                    <a:stretch>
+                      <a:fillRect/>
+                    </a:stretch>
+                  </pic:blipFill>
+                  <pic:spPr>
+                    <a:xfrm>
+                      <a:off x="0" y="0"/>
+                      <a:ext cx="5715000" cy="3013808"/>
+                    </a:xfrm>
+                    <a:prstGeom prst="rect">
+                      <a:avLst/>
+                    </a:prstGeom>
+                  </pic:spPr>
+                </pic:pic>
+              </a:graphicData>
+            </a:graphic>
+          </wp:inline>
+        </w:drawing>
+      </w:r>
+    </w:p>
+    <w:p>
+      <w:pPr>
+        <w:spacing w:before="80" w:after="240" w:line="240" w:lineRule="auto"/>
+        <w:jc w:val="center"/>
+        <w:rPr>
+          <w:rFonts w:ascii="Times New Roman" w:hAnsi="Times New Roman" w:cs="Times New Roman"/>
           <w:i/>
         </w:rPr>
       </w:pPr>
@@ -3061,7 +3400,7 @@
           <w:rFonts w:ascii="Times New Roman" w:hAnsi="Times New Roman" w:cs="Times New Roman"/>
           <w:i/>
         </w:rPr>
-        <w:t>[CHá»– DÃ€NH CHO áº¢NH MINH CHá»¨NG: Hình 6: Truy cập thành công và thông suốt vào website giáo dục thuộc exceptionsitelist]</w:t>
+        <w:t>Hình 6: Truy cập thành công và thông suốt vào website giáo dục thuộc exceptionsitelist</w:t>
       </w:r>
     </w:p>
     <w:p>
@@ -3130,10 +3469,66 @@
     </w:p>
     <w:p>
       <w:pPr>
-        <w:spacing w:before="160" w:after="240" w:line="240" w:lineRule="auto"/>
+        <w:spacing w:before="80" w:after="60" w:line="240" w:lineRule="auto"/>
         <w:jc w:val="center"/>
         <w:rPr>
           <w:rFonts w:ascii="Times New Roman" w:hAnsi="Times New Roman" w:cs="Times New Roman"/>
+          <w:sz w:val="26"/>
+        </w:rPr>
+      </w:pPr>
+      <w:r>
+        <w:rPr>
+          <w:rFonts w:ascii="Times New Roman" w:hAnsi="Times New Roman" w:cs="Times New Roman"/>
+          <w:noProof/>
+          <w:sz w:val="26"/>
+        </w:rPr>
+        <w:drawing>
+          <wp:inline distT="0" distB="0" distL="0" distR="0" wp14:anchorId="2448C49B" wp14:editId="694B2B26">
+            <wp:extent cx="5715000" cy="3214688"/>
+            <wp:effectExtent l="0" t="0" r="0" b="5080"/>
+            <wp:docPr id="1183174278" name="Picture 7"/>
+            <wp:cNvGraphicFramePr/>
+            <a:graphic xmlns:a="http://schemas.openxmlformats.org/drawingml/2006/main">
+              <a:graphicData uri="http://schemas.openxmlformats.org/drawingml/2006/picture">
+                <pic:pic xmlns:pic="http://schemas.openxmlformats.org/drawingml/2006/picture">
+                  <pic:nvPicPr>
+                    <pic:cNvPr id="1183174278" name=""/>
+                    <pic:cNvPicPr/>
+                  </pic:nvPicPr>
+                  <pic:blipFill>
+                    <a:blip r:embed="rId5">
+                      <a:extLst>
+                        <a:ext uri="{28A0092B-C50C-407E-A947-70E740481C1C}">
+                          <a14:useLocalDpi xmlns:a14="http://schemas.microsoft.com/office/drawing/2010/main" val="0"/>
+                        </a:ext>
+                      </a:extLst>
+                    </a:blip>
+                    <a:stretch>
+                      <a:fillRect/>
+                    </a:stretch>
+                  </pic:blipFill>
+                  <pic:spPr>
+                    <a:xfrm>
+                      <a:off x="0" y="0"/>
+                      <a:ext cx="5715000" cy="3214688"/>
+                    </a:xfrm>
+                    <a:prstGeom prst="rect">
+                      <a:avLst/>
+                    </a:prstGeom>
+                  </pic:spPr>
+                </pic:pic>
+              </a:graphicData>
+            </a:graphic>
+          </wp:inline>
+        </w:drawing>
+      </w:r>
+    </w:p>
+    <w:p>
+      <w:pPr>
+        <w:spacing w:before="80" w:after="240" w:line="240" w:lineRule="auto"/>
+        <w:jc w:val="center"/>
+        <w:rPr>
+          <w:rFonts w:ascii="Times New Roman" w:hAnsi="Times New Roman" w:cs="Times New Roman"/>
           <w:i/>
         </w:rPr>
       </w:pPr>
@@ -3142,7 +3537,7 @@
           <w:rFonts w:ascii="Times New Roman" w:hAnsi="Times New Roman" w:cs="Times New Roman"/>
           <w:i/>
         </w:rPr>
-        <w:t>[CHá»– DÃ€NH CHO áº¢NH MINH CHá»¨NG: Hình 7: Cấu hình Schedule 60 phút trên pfSense và kết quả kiểm thử trang giải trí]</w:t>
+        <w:t>Hình 7: Cấu hình Schedule 60 phút trên pfSense và kết quả kiểm thử trang giải trí</w:t>
       </w:r>
     </w:p>
     <w:p>
@@ -3158,6 +3553,7 @@
           <w:rFonts w:ascii="Times New Roman" w:hAnsi="Times New Roman" w:cs="Times New Roman"/>
           <w:sz w:val="26"/>
         </w:rPr>
+        <w:lastRenderedPageBreak/>
         <w:t>8. Minh chứng quét mã độc tải về (ClamAV Antivirus)</w:t>
       </w:r>
     </w:p>
@@ -3211,10 +3607,66 @@
     </w:p>
     <w:p>
       <w:pPr>
-        <w:spacing w:before="160" w:after="240" w:line="240" w:lineRule="auto"/>
+        <w:spacing w:before="80" w:after="60" w:line="240" w:lineRule="auto"/>
         <w:jc w:val="center"/>
         <w:rPr>
           <w:rFonts w:ascii="Times New Roman" w:hAnsi="Times New Roman" w:cs="Times New Roman"/>
+          <w:sz w:val="26"/>
+        </w:rPr>
+      </w:pPr>
+      <w:r>
+        <w:rPr>
+          <w:rFonts w:ascii="Times New Roman" w:hAnsi="Times New Roman" w:cs="Times New Roman"/>
+          <w:noProof/>
+          <w:sz w:val="26"/>
+        </w:rPr>
+        <w:drawing>
+          <wp:inline distT="0" distB="0" distL="0" distR="0" wp14:anchorId="49B14B62" wp14:editId="505DD59D">
+            <wp:extent cx="5715000" cy="3024798"/>
+            <wp:effectExtent l="0" t="0" r="0" b="4445"/>
+            <wp:docPr id="1065487649" name="Picture 8"/>
+            <wp:cNvGraphicFramePr/>
+            <a:graphic xmlns:a="http://schemas.openxmlformats.org/drawingml/2006/main">
+              <a:graphicData uri="http://schemas.openxmlformats.org/drawingml/2006/picture">
+                <pic:pic xmlns:pic="http://schemas.openxmlformats.org/drawingml/2006/picture">
+                  <pic:nvPicPr>
+                    <pic:cNvPr id="1065487649" name=""/>
+                    <pic:cNvPicPr/>
+                  </pic:nvPicPr>
+                  <pic:blipFill>
+                    <a:blip r:embed="rId10">
+                      <a:extLst>
+                        <a:ext uri="{28A0092B-C50C-407E-A947-70E740481C1C}">
+                          <a14:useLocalDpi xmlns:a14="http://schemas.microsoft.com/office/drawing/2010/main" val="0"/>
+                        </a:ext>
+                      </a:extLst>
+                    </a:blip>
+                    <a:stretch>
+                      <a:fillRect/>
+                    </a:stretch>
+                  </pic:blipFill>
+                  <pic:spPr>
+                    <a:xfrm>
+                      <a:off x="0" y="0"/>
+                      <a:ext cx="5715000" cy="3024798"/>
+                    </a:xfrm>
+                    <a:prstGeom prst="rect">
+                      <a:avLst/>
+                    </a:prstGeom>
+                  </pic:spPr>
+                </pic:pic>
+              </a:graphicData>
+            </a:graphic>
+          </wp:inline>
+        </w:drawing>
+      </w:r>
+    </w:p>
+    <w:p>
+      <w:pPr>
+        <w:spacing w:before="80" w:after="240" w:line="240" w:lineRule="auto"/>
+        <w:jc w:val="center"/>
+        <w:rPr>
+          <w:rFonts w:ascii="Times New Roman" w:hAnsi="Times New Roman" w:cs="Times New Roman"/>
           <w:i/>
         </w:rPr>
       </w:pPr>
@@ -3223,7 +3675,7 @@
           <w:rFonts w:ascii="Times New Roman" w:hAnsi="Times New Roman" w:cs="Times New Roman"/>
           <w:i/>
         </w:rPr>
-        <w:t>[CHá»– DÃ€NH CHO áº¢NH MINH CHá»¨NG: Hình 8: E2Guardian và ClamAV chặn đứng việc tải tệp virus mẫu EICAR]</w:t>
+        <w:t>Hình 8: E2Guardian và ClamAV chặn đứng việc tải tệp virus mẫu EICAR</w:t>
       </w:r>
     </w:p>
     <w:p>
@@ -3308,10 +3760,67 @@
     </w:p>
     <w:p>
       <w:pPr>
-        <w:spacing w:before="160" w:after="240" w:line="240" w:lineRule="auto"/>
+        <w:spacing w:before="80" w:after="60" w:line="240" w:lineRule="auto"/>
         <w:jc w:val="center"/>
         <w:rPr>
           <w:rFonts w:ascii="Times New Roman" w:hAnsi="Times New Roman" w:cs="Times New Roman"/>
+          <w:sz w:val="26"/>
+        </w:rPr>
+      </w:pPr>
+      <w:r>
+        <w:rPr>
+          <w:rFonts w:ascii="Times New Roman" w:hAnsi="Times New Roman" w:cs="Times New Roman"/>
+          <w:noProof/>
+          <w:sz w:val="26"/>
+        </w:rPr>
+        <w:lastRenderedPageBreak/>
+        <w:drawing>
+          <wp:inline distT="0" distB="0" distL="0" distR="0" wp14:anchorId="2E038670" wp14:editId="31CC6DE4">
+            <wp:extent cx="5715000" cy="3214688"/>
+            <wp:effectExtent l="0" t="0" r="0" b="5080"/>
+            <wp:docPr id="1743908325" name="Picture 9"/>
+            <wp:cNvGraphicFramePr/>
+            <a:graphic xmlns:a="http://schemas.openxmlformats.org/drawingml/2006/main">
+              <a:graphicData uri="http://schemas.openxmlformats.org/drawingml/2006/picture">
+                <pic:pic xmlns:pic="http://schemas.openxmlformats.org/drawingml/2006/picture">
+                  <pic:nvPicPr>
+                    <pic:cNvPr id="1743908325" name=""/>
+                    <pic:cNvPicPr/>
+                  </pic:nvPicPr>
+                  <pic:blipFill>
+                    <a:blip r:embed="rId11">
+                      <a:extLst>
+                        <a:ext uri="{28A0092B-C50C-407E-A947-70E740481C1C}">
+                          <a14:useLocalDpi xmlns:a14="http://schemas.microsoft.com/office/drawing/2010/main" val="0"/>
+                        </a:ext>
+                      </a:extLst>
+                    </a:blip>
+                    <a:stretch>
+                      <a:fillRect/>
+                    </a:stretch>
+                  </pic:blipFill>
+                  <pic:spPr>
+                    <a:xfrm>
+                      <a:off x="0" y="0"/>
+                      <a:ext cx="5715000" cy="3214688"/>
+                    </a:xfrm>
+                    <a:prstGeom prst="rect">
+                      <a:avLst/>
+                    </a:prstGeom>
+                  </pic:spPr>
+                </pic:pic>
+              </a:graphicData>
+            </a:graphic>
+          </wp:inline>
+        </w:drawing>
+      </w:r>
+    </w:p>
+    <w:p>
+      <w:pPr>
+        <w:spacing w:before="80" w:after="240" w:line="240" w:lineRule="auto"/>
+        <w:jc w:val="center"/>
+        <w:rPr>
+          <w:rFonts w:ascii="Times New Roman" w:hAnsi="Times New Roman" w:cs="Times New Roman"/>
           <w:i/>
         </w:rPr>
       </w:pPr>
@@ -3320,7 +3829,7 @@
           <w:rFonts w:ascii="Times New Roman" w:hAnsi="Times New Roman" w:cs="Times New Roman"/>
           <w:i/>
         </w:rPr>
-        <w:t>[CHá»– DÃ€NH CHO áº¢NH MINH CHá»¨NG: Hình 9: Nhật ký ghi nhận vi phạm chính sách và phát hiện mã độc trong file log E2Guardian và pfSense]</w:t>
+        <w:t>Hình 9: Nhật ký ghi nhận vi phạm chính sách và phát hiện mã độc trong file log E2Guardian và pfSense</w:t>
       </w:r>
     </w:p>
     <w:p>
@@ -3830,7 +4339,7 @@
     <w:link w:val="Heading1Char"/>
     <w:uiPriority w:val="9"/>
     <w:qFormat/>
-    <w:rsid w:val="00DD1167"/>
+    <w:rsid w:val="009154A9"/>
     <w:pPr>
       <w:keepNext/>
       <w:keepLines/>
@@ -3853,7 +4362,7 @@
     <w:semiHidden/>
     <w:unhideWhenUsed/>
     <w:qFormat/>
-    <w:rsid w:val="00DD1167"/>
+    <w:rsid w:val="009154A9"/>
     <w:pPr>
       <w:keepNext/>
       <w:keepLines/>
@@ -3876,7 +4385,7 @@
     <w:semiHidden/>
     <w:unhideWhenUsed/>
     <w:qFormat/>
-    <w:rsid w:val="00DD1167"/>
+    <w:rsid w:val="009154A9"/>
     <w:pPr>
       <w:keepNext/>
       <w:keepLines/>
@@ -3899,7 +4408,7 @@
     <w:semiHidden/>
     <w:unhideWhenUsed/>
     <w:qFormat/>
-    <w:rsid w:val="00DD1167"/>
+    <w:rsid w:val="009154A9"/>
     <w:pPr>
       <w:keepNext/>
       <w:keepLines/>
@@ -3922,7 +4431,7 @@
     <w:semiHidden/>
     <w:unhideWhenUsed/>
     <w:qFormat/>
-    <w:rsid w:val="00DD1167"/>
+    <w:rsid w:val="009154A9"/>
     <w:pPr>
       <w:keepNext/>
       <w:keepLines/>
@@ -3943,7 +4452,7 @@
     <w:semiHidden/>
     <w:unhideWhenUsed/>
     <w:qFormat/>
-    <w:rsid w:val="00DD1167"/>
+    <w:rsid w:val="009154A9"/>
     <w:pPr>
       <w:keepNext/>
       <w:keepLines/>
@@ -3966,7 +4475,7 @@
     <w:semiHidden/>
     <w:unhideWhenUsed/>
     <w:qFormat/>
-    <w:rsid w:val="00DD1167"/>
+    <w:rsid w:val="009154A9"/>
     <w:pPr>
       <w:keepNext/>
       <w:keepLines/>
@@ -3987,7 +4496,7 @@
     <w:semiHidden/>
     <w:unhideWhenUsed/>
     <w:qFormat/>
-    <w:rsid w:val="00DD1167"/>
+    <w:rsid w:val="009154A9"/>
     <w:pPr>
       <w:keepNext/>
       <w:keepLines/>
@@ -4010,7 +4519,7 @@
     <w:semiHidden/>
     <w:unhideWhenUsed/>
     <w:qFormat/>
-    <w:rsid w:val="00DD1167"/>
+    <w:rsid w:val="009154A9"/>
     <w:pPr>
       <w:keepNext/>
       <w:keepLines/>
@@ -4054,7 +4563,7 @@
     <w:basedOn w:val="DefaultParagraphFont"/>
     <w:link w:val="Heading1"/>
     <w:uiPriority w:val="9"/>
-    <w:rsid w:val="00DD1167"/>
+    <w:rsid w:val="009154A9"/>
     <w:rPr>
       <w:rFonts w:asciiTheme="majorHAnsi" w:eastAsiaTheme="majorEastAsia" w:hAnsiTheme="majorHAnsi" w:cstheme="majorBidi"/>
       <w:color w:val="0F4761" w:themeColor="accent1" w:themeShade="BF"/>
@@ -4068,7 +4577,7 @@
     <w:link w:val="Heading2"/>
     <w:uiPriority w:val="9"/>
     <w:semiHidden/>
-    <w:rsid w:val="00DD1167"/>
+    <w:rsid w:val="009154A9"/>
     <w:rPr>
       <w:rFonts w:asciiTheme="majorHAnsi" w:eastAsiaTheme="majorEastAsia" w:hAnsiTheme="majorHAnsi" w:cstheme="majorBidi"/>
       <w:color w:val="0F4761" w:themeColor="accent1" w:themeShade="BF"/>
@@ -4082,7 +4591,7 @@
     <w:link w:val="Heading3"/>
     <w:uiPriority w:val="9"/>
     <w:semiHidden/>
-    <w:rsid w:val="00DD1167"/>
+    <w:rsid w:val="009154A9"/>
     <w:rPr>
       <w:rFonts w:eastAsiaTheme="majorEastAsia" w:cstheme="majorBidi"/>
       <w:color w:val="0F4761" w:themeColor="accent1" w:themeShade="BF"/>
@@ -4096,7 +4605,7 @@
     <w:link w:val="Heading4"/>
     <w:uiPriority w:val="9"/>
     <w:semiHidden/>
-    <w:rsid w:val="00DD1167"/>
+    <w:rsid w:val="009154A9"/>
     <w:rPr>
       <w:rFonts w:eastAsiaTheme="majorEastAsia" w:cstheme="majorBidi"/>
       <w:i/>
@@ -4110,7 +4619,7 @@
     <w:link w:val="Heading5"/>
     <w:uiPriority w:val="9"/>
     <w:semiHidden/>
-    <w:rsid w:val="00DD1167"/>
+    <w:rsid w:val="009154A9"/>
     <w:rPr>
       <w:rFonts w:eastAsiaTheme="majorEastAsia" w:cstheme="majorBidi"/>
       <w:color w:val="0F4761" w:themeColor="accent1" w:themeShade="BF"/>
@@ -4122,7 +4631,7 @@
     <w:link w:val="Heading6"/>
     <w:uiPriority w:val="9"/>
     <w:semiHidden/>
-    <w:rsid w:val="00DD1167"/>
+    <w:rsid w:val="009154A9"/>
     <w:rPr>
       <w:rFonts w:eastAsiaTheme="majorEastAsia" w:cstheme="majorBidi"/>
       <w:i/>
@@ -4136,7 +4645,7 @@
     <w:link w:val="Heading7"/>
     <w:uiPriority w:val="9"/>
     <w:semiHidden/>
-    <w:rsid w:val="00DD1167"/>
+    <w:rsid w:val="009154A9"/>
     <w:rPr>
       <w:rFonts w:eastAsiaTheme="majorEastAsia" w:cstheme="majorBidi"/>
       <w:color w:val="595959" w:themeColor="text1" w:themeTint="A6"/>
@@ -4148,7 +4657,7 @@
     <w:link w:val="Heading8"/>
     <w:uiPriority w:val="9"/>
     <w:semiHidden/>
-    <w:rsid w:val="00DD1167"/>
+    <w:rsid w:val="009154A9"/>
     <w:rPr>
       <w:rFonts w:eastAsiaTheme="majorEastAsia" w:cstheme="majorBidi"/>
       <w:i/>
@@ -4162,7 +4671,7 @@
     <w:link w:val="Heading9"/>
     <w:uiPriority w:val="9"/>
     <w:semiHidden/>
-    <w:rsid w:val="00DD1167"/>
+    <w:rsid w:val="009154A9"/>
     <w:rPr>
       <w:rFonts w:eastAsiaTheme="majorEastAsia" w:cstheme="majorBidi"/>
       <w:color w:val="272727" w:themeColor="text1" w:themeTint="D8"/>
@@ -4175,7 +4684,7 @@
     <w:link w:val="TitleChar"/>
     <w:uiPriority w:val="10"/>
     <w:qFormat/>
-    <w:rsid w:val="00DD1167"/>
+    <w:rsid w:val="009154A9"/>
     <w:pPr>
       <w:spacing w:after="80" w:line="240" w:lineRule="auto"/>
       <w:contextualSpacing/>
@@ -4193,7 +4702,7 @@
     <w:basedOn w:val="DefaultParagraphFont"/>
     <w:link w:val="Title"/>
     <w:uiPriority w:val="10"/>
-    <w:rsid w:val="00DD1167"/>
+    <w:rsid w:val="009154A9"/>
     <w:rPr>
       <w:rFonts w:asciiTheme="majorHAnsi" w:eastAsiaTheme="majorEastAsia" w:hAnsiTheme="majorHAnsi" w:cstheme="majorBidi"/>
       <w:spacing w:val="-10"/>
@@ -4209,7 +4718,7 @@
     <w:link w:val="SubtitleChar"/>
     <w:uiPriority w:val="11"/>
     <w:qFormat/>
-    <w:rsid w:val="00DD1167"/>
+    <w:rsid w:val="009154A9"/>
     <w:pPr>
       <w:numPr>
         <w:ilvl w:val="1"/>
@@ -4228,7 +4737,7 @@
     <w:basedOn w:val="DefaultParagraphFont"/>
     <w:link w:val="Subtitle"/>
     <w:uiPriority w:val="11"/>
-    <w:rsid w:val="00DD1167"/>
+    <w:rsid w:val="009154A9"/>
     <w:rPr>
       <w:rFonts w:eastAsiaTheme="majorEastAsia" w:cstheme="majorBidi"/>
       <w:color w:val="595959" w:themeColor="text1" w:themeTint="A6"/>
@@ -4244,7 +4753,7 @@
     <w:link w:val="QuoteChar"/>
     <w:uiPriority w:val="29"/>
     <w:qFormat/>
-    <w:rsid w:val="00DD1167"/>
+    <w:rsid w:val="009154A9"/>
     <w:pPr>
       <w:spacing w:before="160"/>
       <w:jc w:val="center"/>
@@ -4260,7 +4769,7 @@
     <w:basedOn w:val="DefaultParagraphFont"/>
     <w:link w:val="Quote"/>
     <w:uiPriority w:val="29"/>
-    <w:rsid w:val="00DD1167"/>
+    <w:rsid w:val="009154A9"/>
     <w:rPr>
       <w:i/>
       <w:iCs/>
@@ -4272,7 +4781,7 @@
     <w:basedOn w:val="Normal"/>
     <w:uiPriority w:val="34"/>
     <w:qFormat/>
-    <w:rsid w:val="00DD1167"/>
+    <w:rsid w:val="009154A9"/>
     <w:pPr>
       <w:ind w:left="720"/>
       <w:contextualSpacing/>
@@ -4283,7 +4792,7 @@
     <w:basedOn w:val="DefaultParagraphFont"/>
     <w:uiPriority w:val="21"/>
     <w:qFormat/>
-    <w:rsid w:val="00DD1167"/>
+    <w:rsid w:val="009154A9"/>
     <w:rPr>
       <w:i/>
       <w:iCs/>
@@ -4297,7 +4806,7 @@
     <w:link w:val="IntenseQuoteChar"/>
     <w:uiPriority w:val="30"/>
     <w:qFormat/>
-    <w:rsid w:val="00DD1167"/>
+    <w:rsid w:val="009154A9"/>
     <w:pPr>
       <w:pBdr>
         <w:top w:val="single" w:sz="4" w:space="10" w:color="0F4761" w:themeColor="accent1" w:themeShade="BF"/>
@@ -4318,7 +4827,7 @@
     <w:basedOn w:val="DefaultParagraphFont"/>
     <w:link w:val="IntenseQuote"/>
     <w:uiPriority w:val="30"/>
-    <w:rsid w:val="00DD1167"/>
+    <w:rsid w:val="009154A9"/>
     <w:rPr>
       <w:i/>
       <w:iCs/>
@@ -4330,7 +4839,7 @@
     <w:basedOn w:val="DefaultParagraphFont"/>
     <w:uiPriority w:val="32"/>
     <w:qFormat/>
-    <w:rsid w:val="00DD1167"/>
+    <w:rsid w:val="009154A9"/>
     <w:rPr>
       <w:b/>
       <w:bCs/>
